--- a/a7/packages/A7 Unit 5 - Multi-Step Proportional Relationships/Assessment/Form B/A7 Unit 5 Multi-Step Proportional Relationships - Test Form B.docx
+++ b/a7/packages/A7 Unit 5 - Multi-Step Proportional Relationships/Assessment/Form B/A7 Unit 5 Multi-Step Proportional Relationships - Test Form B.docx
@@ -474,7 +474,7 @@
                 <w:color w:val="1A1A1A"/>
                 <w:sz w:val="22"/>
               </w:rPr>
-              <w:t>A drawing has a 50° angle. A scale copy is made at k = 2. What is the matching angle in the copy?</w:t>
+              <w:t>A figure is scaled by a scale factor of 4. Select ALL of the statements that are true about the copy.</w:t>
             </w:r>
             <w:r>
               <w:tab/>
@@ -502,7 +502,7 @@
                 <w:color w:val="1A1A1A"/>
                 <w:sz w:val="22"/>
               </w:rPr>
-              <w:t xml:space="preserve">○   </w:t>
+              <w:t xml:space="preserve">□   </w:t>
             </w:r>
             <w:r>
               <w:rPr>
@@ -511,7 +511,7 @@
                 <w:color w:val="1A1A1A"/>
                 <w:sz w:val="22"/>
               </w:rPr>
-              <w:t>A.  100°</w:t>
+              <w:t>A.  Each angle is 4 times as large.</w:t>
             </w:r>
           </w:p>
           <w:p>
@@ -527,7 +527,7 @@
                 <w:color w:val="1A1A1A"/>
                 <w:sz w:val="22"/>
               </w:rPr>
-              <w:t xml:space="preserve">○   </w:t>
+              <w:t xml:space="preserve">□   </w:t>
             </w:r>
             <w:r>
               <w:rPr>
@@ -536,7 +536,7 @@
                 <w:color w:val="1A1A1A"/>
                 <w:sz w:val="22"/>
               </w:rPr>
-              <w:t>B.  25°</w:t>
+              <w:t>B.  The area is 16 times as large.</w:t>
             </w:r>
           </w:p>
           <w:p>
@@ -552,7 +552,7 @@
                 <w:color w:val="1A1A1A"/>
                 <w:sz w:val="22"/>
               </w:rPr>
-              <w:t xml:space="preserve">○   </w:t>
+              <w:t xml:space="preserve">□   </w:t>
             </w:r>
             <w:r>
               <w:rPr>
@@ -561,7 +561,7 @@
                 <w:color w:val="1A1A1A"/>
                 <w:sz w:val="22"/>
               </w:rPr>
-              <w:t>C.  50°</w:t>
+              <w:t>C.  Each side is 4 times as long.</w:t>
             </w:r>
           </w:p>
           <w:p>
@@ -577,7 +577,7 @@
                 <w:color w:val="1A1A1A"/>
                 <w:sz w:val="22"/>
               </w:rPr>
-              <w:t xml:space="preserve">○   </w:t>
+              <w:t xml:space="preserve">□   </w:t>
             </w:r>
             <w:r>
               <w:rPr>
@@ -586,7 +586,32 @@
                 <w:color w:val="1A1A1A"/>
                 <w:sz w:val="22"/>
               </w:rPr>
-              <w:t>D.  52°</w:t>
+              <w:t>D.  The area is 4 times as large.</w:t>
+            </w:r>
+          </w:p>
+          <w:p>
+            <w:pPr>
+              <w:spacing w:before="40" w:after="40"/>
+              <w:ind w:left="1300" w:hanging="380"/>
+            </w:pPr>
+            <w:r>
+              <w:rPr>
+                <w:rFonts w:ascii="FreeSerif" w:hAnsi="FreeSerif" w:eastAsia="FreeSerif"/>
+                <w:b w:val="0"/>
+                <w:i w:val="0"/>
+                <w:color w:val="1A1A1A"/>
+                <w:sz w:val="22"/>
+              </w:rPr>
+              <w:t xml:space="preserve">□   </w:t>
+            </w:r>
+            <w:r>
+              <w:rPr>
+                <w:b w:val="0"/>
+                <w:i w:val="0"/>
+                <w:color w:val="1A1A1A"/>
+                <w:sz w:val="22"/>
+              </w:rPr>
+              <w:t>E.  The perimeter is 4 times as long.</w:t>
             </w:r>
           </w:p>
           <w:p>
@@ -854,7 +879,7 @@
                 <w:color w:val="1A1A1A"/>
                 <w:sz w:val="22"/>
               </w:rPr>
-              <w:t>. Find k, and explain why k is not 16.</w:t>
+              <w:t>. What is the scale factor?</w:t>
             </w:r>
             <w:r>
               <w:tab/>
@@ -1183,7 +1208,7 @@
                 <w:color w:val="1A1A1A"/>
                 <w:sz w:val="22"/>
               </w:rPr>
-              <w:t>A plan is drawn at 1 in : 4 ft. A room is 1.5 in by 2 in on the plan. 1 ft = 0.305 m. Find the room's real area in square metres.</w:t>
+              <w:t>A plan is drawn at 1 in : 4 ft. A room is 1.5 in by 2 in on the plan. 1 ft = 0.305 m. Find the room's real area in square meters.</w:t>
             </w:r>
             <w:r>
               <w:tab/>
@@ -1317,7 +1342,7 @@
                 <w:color w:val="1A1A1A"/>
                 <w:sz w:val="22"/>
               </w:rPr>
-              <w:t>1 in = 2.54 cm. How many centimetres is 11 in?</w:t>
+              <w:t>1 in = 2.54 cm. How many centimeters is 11 in?</w:t>
             </w:r>
             <w:r>
               <w:tab/>
@@ -1404,7 +1429,7 @@
                 <w:color w:val="1A1A1A"/>
                 <w:sz w:val="22"/>
               </w:rPr>
-              <w:t>1 cm = 0.39 in. How many inches is 90 cm?</w:t>
+              <w:t>1 in = 2.54 cm and 1 cm = 0.39 in. Select ALL of the expressions that give the number of inches in 90 cm.</w:t>
             </w:r>
             <w:r>
               <w:tab/>
@@ -1421,7 +1446,143 @@
           </w:p>
           <w:p>
             <w:pPr>
-              <w:spacing w:after="864"/>
+              <w:spacing w:before="40" w:after="40"/>
+              <w:ind w:left="1300" w:hanging="380"/>
+            </w:pPr>
+            <w:r>
+              <w:rPr>
+                <w:rFonts w:ascii="FreeSerif" w:hAnsi="FreeSerif" w:eastAsia="FreeSerif"/>
+                <w:b w:val="0"/>
+                <w:i w:val="0"/>
+                <w:color w:val="1A1A1A"/>
+                <w:sz w:val="22"/>
+              </w:rPr>
+              <w:t xml:space="preserve">□   </w:t>
+            </w:r>
+            <w:r>
+              <w:rPr>
+                <w:b w:val="0"/>
+                <w:i w:val="0"/>
+                <w:color w:val="1A1A1A"/>
+                <w:sz w:val="22"/>
+              </w:rPr>
+              <w:t xml:space="preserve">A.  </w:t>
+            </w:r>
+            <w:r>
+              <w:rPr>
+                <w:b w:val="0"/>
+                <w:i w:val="0"/>
+                <w:color w:val="1A1A1A"/>
+                <w:sz w:val="22"/>
+              </w:rPr>
+              <w:t>90 ÷ 0.39</w:t>
+            </w:r>
+          </w:p>
+          <w:p>
+            <w:pPr>
+              <w:spacing w:before="40" w:after="40"/>
+              <w:ind w:left="1300" w:hanging="380"/>
+            </w:pPr>
+            <w:r>
+              <w:rPr>
+                <w:rFonts w:ascii="FreeSerif" w:hAnsi="FreeSerif" w:eastAsia="FreeSerif"/>
+                <w:b w:val="0"/>
+                <w:i w:val="0"/>
+                <w:color w:val="1A1A1A"/>
+                <w:sz w:val="22"/>
+              </w:rPr>
+              <w:t xml:space="preserve">□   </w:t>
+            </w:r>
+            <w:r>
+              <w:rPr>
+                <w:b w:val="0"/>
+                <w:i w:val="0"/>
+                <w:color w:val="1A1A1A"/>
+                <w:sz w:val="22"/>
+              </w:rPr>
+              <w:t xml:space="preserve">B.  </w:t>
+            </w:r>
+            <w:r>
+              <w:rPr>
+                <w:b w:val="0"/>
+                <w:i w:val="0"/>
+                <w:color w:val="1A1A1A"/>
+                <w:sz w:val="22"/>
+              </w:rPr>
+              <w:t>90 ÷ 2.54</w:t>
+            </w:r>
+          </w:p>
+          <w:p>
+            <w:pPr>
+              <w:spacing w:before="40" w:after="40"/>
+              <w:ind w:left="1300" w:hanging="380"/>
+            </w:pPr>
+            <w:r>
+              <w:rPr>
+                <w:rFonts w:ascii="FreeSerif" w:hAnsi="FreeSerif" w:eastAsia="FreeSerif"/>
+                <w:b w:val="0"/>
+                <w:i w:val="0"/>
+                <w:color w:val="1A1A1A"/>
+                <w:sz w:val="22"/>
+              </w:rPr>
+              <w:t xml:space="preserve">□   </w:t>
+            </w:r>
+            <w:r>
+              <w:rPr>
+                <w:b w:val="0"/>
+                <w:i w:val="0"/>
+                <w:color w:val="1A1A1A"/>
+                <w:sz w:val="22"/>
+              </w:rPr>
+              <w:t xml:space="preserve">C.  </w:t>
+            </w:r>
+            <w:r>
+              <w:rPr>
+                <w:b w:val="0"/>
+                <w:i w:val="0"/>
+                <w:color w:val="1A1A1A"/>
+                <w:sz w:val="22"/>
+              </w:rPr>
+              <w:t>90 × 2.54</w:t>
+            </w:r>
+          </w:p>
+          <w:p>
+            <w:pPr>
+              <w:spacing w:before="40" w:after="40"/>
+              <w:ind w:left="1300" w:hanging="380"/>
+            </w:pPr>
+            <w:r>
+              <w:rPr>
+                <w:rFonts w:ascii="FreeSerif" w:hAnsi="FreeSerif" w:eastAsia="FreeSerif"/>
+                <w:b w:val="0"/>
+                <w:i w:val="0"/>
+                <w:color w:val="1A1A1A"/>
+                <w:sz w:val="22"/>
+              </w:rPr>
+              <w:t xml:space="preserve">□   </w:t>
+            </w:r>
+            <w:r>
+              <w:rPr>
+                <w:b w:val="0"/>
+                <w:i w:val="0"/>
+                <w:color w:val="1A1A1A"/>
+                <w:sz w:val="22"/>
+              </w:rPr>
+              <w:t xml:space="preserve">D.  </w:t>
+            </w:r>
+            <w:r>
+              <w:rPr>
+                <w:b w:val="0"/>
+                <w:i w:val="0"/>
+                <w:color w:val="1A1A1A"/>
+                <w:sz w:val="22"/>
+              </w:rPr>
+              <w:t>90 × 0.39</w:t>
+            </w:r>
+          </w:p>
+          <w:p>
+            <w:pPr>
+              <w:spacing w:after="1440"/>
             </w:pPr>
           </w:p>
         </w:tc>
@@ -1491,7 +1652,7 @@
                 <w:color w:val="1A1A1A"/>
                 <w:sz w:val="22"/>
               </w:rPr>
-              <w:t>1 yd = 3 ft, 1 ft = 12 in, 1 in = 2.54 cm. How many centimetres is 5 yd?</w:t>
+              <w:t>1 yd = 3 ft, 1 ft = 12 in, 1 in = 2.54 cm. How many centimeters is 5 yd?</w:t>
             </w:r>
             <w:r>
               <w:tab/>
@@ -1665,7 +1826,7 @@
                 <w:color w:val="1A1A1A"/>
                 <w:sz w:val="22"/>
               </w:rPr>
-              <w:t>1 gal = 3.785 L. How many litres is 9 gal?</w:t>
+              <w:t>1 gal = 3.785 L. How many liters is 9 gal?</w:t>
             </w:r>
             <w:r>
               <w:tab/>
@@ -1752,7 +1913,7 @@
                 <w:color w:val="1A1A1A"/>
                 <w:sz w:val="22"/>
               </w:rPr>
-              <w:t>1 ft = 12 in. A tile is 7 ft</w:t>
+              <w:t>1 m = 3.28 ft. A floor is 5 m</w:t>
             </w:r>
             <w:r>
               <w:rPr>
@@ -1771,7 +1932,7 @@
                 <w:color w:val="1A1A1A"/>
                 <w:sz w:val="22"/>
               </w:rPr>
-              <w:t xml:space="preserve"> in area. How many square inches is that?</w:t>
+              <w:t xml:space="preserve"> in area. Which is closest to its area in square feet?</w:t>
             </w:r>
             <w:r>
               <w:tab/>
@@ -1808,7 +1969,7 @@
                 <w:color w:val="1A1A1A"/>
                 <w:sz w:val="22"/>
               </w:rPr>
-              <w:t>A.  1,008 in</w:t>
+              <w:t>A.  53.8 ft</w:t>
             </w:r>
             <w:r>
               <w:rPr>
@@ -1843,7 +2004,7 @@
                 <w:color w:val="1A1A1A"/>
                 <w:sz w:val="22"/>
               </w:rPr>
-              <w:t>B.  84 in</w:t>
+              <w:t>B.  16.4 ft</w:t>
             </w:r>
             <w:r>
               <w:rPr>
@@ -1878,7 +2039,7 @@
                 <w:color w:val="1A1A1A"/>
                 <w:sz w:val="22"/>
               </w:rPr>
-              <w:t>C.  144 in</w:t>
+              <w:t>C.  10.8 ft</w:t>
             </w:r>
             <w:r>
               <w:rPr>
@@ -1913,7 +2074,7 @@
                 <w:color w:val="1A1A1A"/>
                 <w:sz w:val="22"/>
               </w:rPr>
-              <w:t>D.  168 in</w:t>
+              <w:t>D.  32.8 ft</w:t>
             </w:r>
             <w:r>
               <w:rPr>
@@ -1995,7 +2156,7 @@
                 <w:color w:val="1A1A1A"/>
                 <w:sz w:val="22"/>
               </w:rPr>
-              <w:t>Rate on 5 Nov: 1 US dollar = 1.35 Canadian dollars.</w:t>
+              <w:t>Rate on Nov 5: 1 US dollar = 1.35 Canadian dollars.</w:t>
             </w:r>
           </w:p>
           <w:p>
@@ -2197,7 +2358,7 @@
                 <w:color w:val="1A1A1A"/>
                 <w:sz w:val="22"/>
               </w:rPr>
-              <w:t>A car does 22 miles per gallon and its tank holds 20 gal.</w:t>
+              <w:t>A car gets 22 miles per gallon and its tank holds 20 gal.</w:t>
             </w:r>
           </w:p>
           <w:p>
@@ -2268,7 +2429,7 @@
                 <w:color w:val="1A1A1A"/>
                 <w:sz w:val="22"/>
               </w:rPr>
-              <w:t>It starts a 1,500-mi trip with a full tank. How many tanks of gas does the trip take?</w:t>
+              <w:t>It makes a 1,500-mi trip. How many tanks of gas does the trip use? (Part of a tank counts as a whole tank.)</w:t>
             </w:r>
             <w:r>
               <w:tab/>
@@ -2510,7 +2671,7 @@
                 <w:color w:val="1A1A1A"/>
                 <w:sz w:val="22"/>
               </w:rPr>
-              <w:t>Paint is mixed 1 : 3 : 4. A batch uses 12 gal of the second colour. How many gallons is the whole batch?</w:t>
+              <w:t>Paint is mixed 1 : 3 : 4. A batch uses 12 gal of the second color. How many gallons is the whole batch?</w:t>
             </w:r>
             <w:r>
               <w:tab/>
@@ -2597,7 +2758,7 @@
                 <w:color w:val="1A1A1A"/>
                 <w:sz w:val="22"/>
               </w:rPr>
-              <w:t>1 mi = 1.61 km. A 450-km drive. Truck A averages 55 mi/h; truck B averages 90 km/h. Which truck gets there first, and by about how long? Explain.</w:t>
+              <w:t>1 mi = 1.61 km. A drive is 450 km long. Truck A averages 55 mi/h; truck B averages 90 km/h. Which truck gets there first, and by about how many minutes? Show both speeds in one unit.</w:t>
             </w:r>
             <w:r>
               <w:tab/>

--- a/a7/packages/A7 Unit 5 - Multi-Step Proportional Relationships/Assessment/Form B/A7 Unit 5 Multi-Step Proportional Relationships - Test Form B.docx
+++ b/a7/packages/A7 Unit 5 - Multi-Step Proportional Relationships/Assessment/Form B/A7 Unit 5 Multi-Step Proportional Relationships - Test Form B.docx
@@ -683,7 +683,25 @@
                 <w:color w:val="1A1A1A"/>
                 <w:sz w:val="22"/>
               </w:rPr>
-              <w:t>A 2 cm by 5 cm rectangle is scaled by k = 4.</w:t>
+              <w:t xml:space="preserve">A 2 cm by 5 cm rectangle is scaled by </w:t>
+            </w:r>
+            <w:r>
+              <w:rPr>
+                <w:b w:val="0"/>
+                <w:i w:val="0"/>
+                <w:color w:val="1A1A1A"/>
+                <w:sz w:val="22"/>
+              </w:rPr>
+              <w:t>k = 4</w:t>
+            </w:r>
+            <w:r>
+              <w:rPr>
+                <w:b w:val="0"/>
+                <w:i w:val="0"/>
+                <w:color w:val="1A1A1A"/>
+                <w:sz w:val="22"/>
+              </w:rPr>
+              <w:t>.</w:t>
             </w:r>
           </w:p>
           <w:p>
@@ -841,7 +859,16 @@
                 <w:color w:val="1A1A1A"/>
                 <w:sz w:val="22"/>
               </w:rPr>
-              <w:t>A figure has area 5 cm</w:t>
+              <w:t xml:space="preserve">A figure has area </w:t>
+            </w:r>
+            <w:r>
+              <w:rPr>
+                <w:b w:val="0"/>
+                <w:i w:val="0"/>
+                <w:color w:val="1A1A1A"/>
+                <w:sz w:val="22"/>
+              </w:rPr>
+              <w:t>5 cm</w:t>
             </w:r>
             <w:r>
               <w:rPr>
@@ -860,7 +887,16 @@
                 <w:color w:val="1A1A1A"/>
                 <w:sz w:val="22"/>
               </w:rPr>
-              <w:t>. Its scale copy has area 80 cm</w:t>
+              <w:t xml:space="preserve">. Its scale copy has area </w:t>
+            </w:r>
+            <w:r>
+              <w:rPr>
+                <w:b w:val="0"/>
+                <w:i w:val="0"/>
+                <w:color w:val="1A1A1A"/>
+                <w:sz w:val="22"/>
+              </w:rPr>
+              <w:t>80 cm</w:t>
             </w:r>
             <w:r>
               <w:rPr>
@@ -963,7 +999,25 @@
                 <w:color w:val="1A1A1A"/>
                 <w:sz w:val="22"/>
               </w:rPr>
-              <w:t>A floor plan is drawn at ½ in : 1 ft. A room is 3 in by 5 in on the plan.</w:t>
+              <w:t xml:space="preserve">A floor plan is drawn at </w:t>
+            </w:r>
+            <w:r>
+              <w:rPr>
+                <w:b w:val="0"/>
+                <w:i w:val="0"/>
+                <w:color w:val="1A1A1A"/>
+                <w:sz w:val="22"/>
+              </w:rPr>
+              <w:t>½ in : 1 ft</w:t>
+            </w:r>
+            <w:r>
+              <w:rPr>
+                <w:b w:val="0"/>
+                <w:i w:val="0"/>
+                <w:color w:val="1A1A1A"/>
+                <w:sz w:val="22"/>
+              </w:rPr>
+              <w:t>. A room is 3 in by 5 in on the plan.</w:t>
             </w:r>
           </w:p>
           <w:p>
@@ -1121,7 +1175,25 @@
                 <w:color w:val="1A1A1A"/>
                 <w:sz w:val="22"/>
               </w:rPr>
-              <w:t>A plan is drawn at ¼ in : 1 ft. A real wall is 22 ft long. How long is it on the plan?</w:t>
+              <w:t xml:space="preserve">A plan is drawn at </w:t>
+            </w:r>
+            <w:r>
+              <w:rPr>
+                <w:b w:val="0"/>
+                <w:i w:val="0"/>
+                <w:color w:val="1A1A1A"/>
+                <w:sz w:val="22"/>
+              </w:rPr>
+              <w:t>¼ in : 1 ft</w:t>
+            </w:r>
+            <w:r>
+              <w:rPr>
+                <w:b w:val="0"/>
+                <w:i w:val="0"/>
+                <w:color w:val="1A1A1A"/>
+                <w:sz w:val="22"/>
+              </w:rPr>
+              <w:t>. A real wall is 22 ft long. How long is it on the plan?</w:t>
             </w:r>
             <w:r>
               <w:tab/>
@@ -1208,7 +1280,43 @@
                 <w:color w:val="1A1A1A"/>
                 <w:sz w:val="22"/>
               </w:rPr>
-              <w:t>A plan is drawn at 1 in : 4 ft. A room is 1.5 in by 2 in on the plan. 1 ft = 0.305 m. Find the room's real area in square meters.</w:t>
+              <w:t xml:space="preserve">A plan is drawn at </w:t>
+            </w:r>
+            <w:r>
+              <w:rPr>
+                <w:b w:val="0"/>
+                <w:i w:val="0"/>
+                <w:color w:val="1A1A1A"/>
+                <w:sz w:val="22"/>
+              </w:rPr>
+              <w:t>1 in : 4 ft</w:t>
+            </w:r>
+            <w:r>
+              <w:rPr>
+                <w:b w:val="0"/>
+                <w:i w:val="0"/>
+                <w:color w:val="1A1A1A"/>
+                <w:sz w:val="22"/>
+              </w:rPr>
+              <w:t xml:space="preserve">. A room is 1.5 in by 2 in on the plan. </w:t>
+            </w:r>
+            <w:r>
+              <w:rPr>
+                <w:b w:val="0"/>
+                <w:i w:val="0"/>
+                <w:color w:val="1A1A1A"/>
+                <w:sz w:val="22"/>
+              </w:rPr>
+              <w:t>1 ft = 0.305 m</w:t>
+            </w:r>
+            <w:r>
+              <w:rPr>
+                <w:b w:val="0"/>
+                <w:i w:val="0"/>
+                <w:color w:val="1A1A1A"/>
+                <w:sz w:val="22"/>
+              </w:rPr>
+              <w:t>. Find the room's real area in square meters.</w:t>
             </w:r>
             <w:r>
               <w:tab/>
@@ -1342,7 +1450,16 @@
                 <w:color w:val="1A1A1A"/>
                 <w:sz w:val="22"/>
               </w:rPr>
-              <w:t>1 in = 2.54 cm. How many centimeters is 11 in?</w:t>
+              <w:t>1 in = 2.54 cm</w:t>
+            </w:r>
+            <w:r>
+              <w:rPr>
+                <w:b w:val="0"/>
+                <w:i w:val="0"/>
+                <w:color w:val="1A1A1A"/>
+                <w:sz w:val="22"/>
+              </w:rPr>
+              <w:t>. How many centimeters is 11 in?</w:t>
             </w:r>
             <w:r>
               <w:tab/>
@@ -1652,7 +1769,52 @@
                 <w:color w:val="1A1A1A"/>
                 <w:sz w:val="22"/>
               </w:rPr>
-              <w:t>1 yd = 3 ft, 1 ft = 12 in, 1 in = 2.54 cm. How many centimeters is 5 yd?</w:t>
+              <w:t>1 yd = 3 ft</w:t>
+            </w:r>
+            <w:r>
+              <w:rPr>
+                <w:b w:val="0"/>
+                <w:i w:val="0"/>
+                <w:color w:val="1A1A1A"/>
+                <w:sz w:val="22"/>
+              </w:rPr>
+              <w:t xml:space="preserve">, </w:t>
+            </w:r>
+            <w:r>
+              <w:rPr>
+                <w:b w:val="0"/>
+                <w:i w:val="0"/>
+                <w:color w:val="1A1A1A"/>
+                <w:sz w:val="22"/>
+              </w:rPr>
+              <w:t>1 ft = 12 in</w:t>
+            </w:r>
+            <w:r>
+              <w:rPr>
+                <w:b w:val="0"/>
+                <w:i w:val="0"/>
+                <w:color w:val="1A1A1A"/>
+                <w:sz w:val="22"/>
+              </w:rPr>
+              <w:t xml:space="preserve">, </w:t>
+            </w:r>
+            <w:r>
+              <w:rPr>
+                <w:b w:val="0"/>
+                <w:i w:val="0"/>
+                <w:color w:val="1A1A1A"/>
+                <w:sz w:val="22"/>
+              </w:rPr>
+              <w:t>1 in = 2.54 cm</w:t>
+            </w:r>
+            <w:r>
+              <w:rPr>
+                <w:b w:val="0"/>
+                <w:i w:val="0"/>
+                <w:color w:val="1A1A1A"/>
+                <w:sz w:val="22"/>
+              </w:rPr>
+              <w:t>. How many centimeters is 5 yd?</w:t>
             </w:r>
             <w:r>
               <w:tab/>
@@ -1739,7 +1901,16 @@
                 <w:color w:val="1A1A1A"/>
                 <w:sz w:val="22"/>
               </w:rPr>
-              <w:t>1 lb = 0.454 kg. How many kilograms is 60 lb?</w:t>
+              <w:t>1 lb = 0.454 kg</w:t>
+            </w:r>
+            <w:r>
+              <w:rPr>
+                <w:b w:val="0"/>
+                <w:i w:val="0"/>
+                <w:color w:val="1A1A1A"/>
+                <w:sz w:val="22"/>
+              </w:rPr>
+              <w:t>. How many kilograms is 60 lb?</w:t>
             </w:r>
             <w:r>
               <w:tab/>
@@ -1826,7 +1997,16 @@
                 <w:color w:val="1A1A1A"/>
                 <w:sz w:val="22"/>
               </w:rPr>
-              <w:t>1 gal = 3.785 L. How many liters is 9 gal?</w:t>
+              <w:t>1 gal = 3.785 L</w:t>
+            </w:r>
+            <w:r>
+              <w:rPr>
+                <w:b w:val="0"/>
+                <w:i w:val="0"/>
+                <w:color w:val="1A1A1A"/>
+                <w:sz w:val="22"/>
+              </w:rPr>
+              <w:t>. How many liters is 9 gal?</w:t>
             </w:r>
             <w:r>
               <w:tab/>
@@ -1913,7 +2093,25 @@
                 <w:color w:val="1A1A1A"/>
                 <w:sz w:val="22"/>
               </w:rPr>
-              <w:t>1 m = 3.28 ft. A floor is 5 m</w:t>
+              <w:t>1 m = 3.28 ft</w:t>
+            </w:r>
+            <w:r>
+              <w:rPr>
+                <w:b w:val="0"/>
+                <w:i w:val="0"/>
+                <w:color w:val="1A1A1A"/>
+                <w:sz w:val="22"/>
+              </w:rPr>
+              <w:t xml:space="preserve">. A floor is </w:t>
+            </w:r>
+            <w:r>
+              <w:rPr>
+                <w:b w:val="0"/>
+                <w:i w:val="0"/>
+                <w:color w:val="1A1A1A"/>
+                <w:sz w:val="22"/>
+              </w:rPr>
+              <w:t>5 m</w:t>
             </w:r>
             <w:r>
               <w:rPr>
@@ -1969,7 +2167,16 @@
                 <w:color w:val="1A1A1A"/>
                 <w:sz w:val="22"/>
               </w:rPr>
-              <w:t>A.  53.8 ft</w:t>
+              <w:t xml:space="preserve">A.  </w:t>
+            </w:r>
+            <w:r>
+              <w:rPr>
+                <w:b w:val="0"/>
+                <w:i w:val="0"/>
+                <w:color w:val="1A1A1A"/>
+                <w:sz w:val="22"/>
+              </w:rPr>
+              <w:t>53.8 ft</w:t>
             </w:r>
             <w:r>
               <w:rPr>
@@ -2004,7 +2211,16 @@
                 <w:color w:val="1A1A1A"/>
                 <w:sz w:val="22"/>
               </w:rPr>
-              <w:t>B.  16.4 ft</w:t>
+              <w:t xml:space="preserve">B.  </w:t>
+            </w:r>
+            <w:r>
+              <w:rPr>
+                <w:b w:val="0"/>
+                <w:i w:val="0"/>
+                <w:color w:val="1A1A1A"/>
+                <w:sz w:val="22"/>
+              </w:rPr>
+              <w:t>16.4 ft</w:t>
             </w:r>
             <w:r>
               <w:rPr>
@@ -2039,7 +2255,16 @@
                 <w:color w:val="1A1A1A"/>
                 <w:sz w:val="22"/>
               </w:rPr>
-              <w:t>C.  10.8 ft</w:t>
+              <w:t xml:space="preserve">C.  </w:t>
+            </w:r>
+            <w:r>
+              <w:rPr>
+                <w:b w:val="0"/>
+                <w:i w:val="0"/>
+                <w:color w:val="1A1A1A"/>
+                <w:sz w:val="22"/>
+              </w:rPr>
+              <w:t>10.8 ft</w:t>
             </w:r>
             <w:r>
               <w:rPr>
@@ -2074,7 +2299,16 @@
                 <w:color w:val="1A1A1A"/>
                 <w:sz w:val="22"/>
               </w:rPr>
-              <w:t>D.  32.8 ft</w:t>
+              <w:t xml:space="preserve">D.  </w:t>
+            </w:r>
+            <w:r>
+              <w:rPr>
+                <w:b w:val="0"/>
+                <w:i w:val="0"/>
+                <w:color w:val="1A1A1A"/>
+                <w:sz w:val="22"/>
+              </w:rPr>
+              <w:t>32.8 ft</w:t>
             </w:r>
             <w:r>
               <w:rPr>
@@ -2156,7 +2390,25 @@
                 <w:color w:val="1A1A1A"/>
                 <w:sz w:val="22"/>
               </w:rPr>
-              <w:t>Rate on Nov 5: 1 US dollar = 1.35 Canadian dollars.</w:t>
+              <w:t xml:space="preserve">Rate on Nov 5: </w:t>
+            </w:r>
+            <w:r>
+              <w:rPr>
+                <w:b w:val="0"/>
+                <w:i w:val="0"/>
+                <w:color w:val="1A1A1A"/>
+                <w:sz w:val="22"/>
+              </w:rPr>
+              <w:t>1 US dollar = 1.35 Canadian dollars</w:t>
+            </w:r>
+            <w:r>
+              <w:rPr>
+                <w:b w:val="0"/>
+                <w:i w:val="0"/>
+                <w:color w:val="1A1A1A"/>
+                <w:sz w:val="22"/>
+              </w:rPr>
+              <w:t>.</w:t>
             </w:r>
           </w:p>
           <w:p>
@@ -2671,7 +2923,25 @@
                 <w:color w:val="1A1A1A"/>
                 <w:sz w:val="22"/>
               </w:rPr>
-              <w:t>Paint is mixed 1 : 3 : 4. A batch uses 12 gal of the second color. How many gallons is the whole batch?</w:t>
+              <w:t xml:space="preserve">Paint is mixed </w:t>
+            </w:r>
+            <w:r>
+              <w:rPr>
+                <w:b w:val="0"/>
+                <w:i w:val="0"/>
+                <w:color w:val="1A1A1A"/>
+                <w:sz w:val="22"/>
+              </w:rPr>
+              <w:t>1 : 3 : 4</w:t>
+            </w:r>
+            <w:r>
+              <w:rPr>
+                <w:b w:val="0"/>
+                <w:i w:val="0"/>
+                <w:color w:val="1A1A1A"/>
+                <w:sz w:val="22"/>
+              </w:rPr>
+              <w:t>. A batch uses 12 gal of the second color. How many gallons is the whole batch?</w:t>
             </w:r>
             <w:r>
               <w:tab/>
@@ -2758,7 +3028,16 @@
                 <w:color w:val="1A1A1A"/>
                 <w:sz w:val="22"/>
               </w:rPr>
-              <w:t>1 mi = 1.61 km. A drive is 450 km long. Truck A averages 55 mi/h; truck B averages 90 km/h. Which truck gets there first, and by about how many minutes? Show both speeds in one unit.</w:t>
+              <w:t>1 mi = 1.61 km</w:t>
+            </w:r>
+            <w:r>
+              <w:rPr>
+                <w:b w:val="0"/>
+                <w:i w:val="0"/>
+                <w:color w:val="1A1A1A"/>
+                <w:sz w:val="22"/>
+              </w:rPr>
+              <w:t>. A drive is 450 km long. Truck A averages 55 mi/h; truck B averages 90 km/h. Which truck gets there first, and by about how many minutes? Show both speeds in one unit.</w:t>
             </w:r>
             <w:r>
               <w:tab/>

--- a/a7/packages/A7 Unit 5 - Multi-Step Proportional Relationships/Assessment/Form B/A7 Unit 5 Multi-Step Proportional Relationships - Test Form B.docx
+++ b/a7/packages/A7 Unit 5 - Multi-Step Proportional Relationships/Assessment/Form B/A7 Unit 5 Multi-Step Proportional Relationships - Test Form B.docx
@@ -234,6 +234,7 @@
     </w:p>
     <w:p>
       <w:pPr>
+        <w:keepNext/>
         <w:spacing w:before="0" w:after="120"/>
       </w:pPr>
       <w:r>
@@ -1384,6 +1385,7 @@
     </w:p>
     <w:p>
       <w:pPr>
+        <w:keepNext/>
         <w:spacing w:before="0" w:after="120"/>
       </w:pPr>
       <w:r>
@@ -2547,6 +2549,7 @@
     </w:p>
     <w:p>
       <w:pPr>
+        <w:keepNext/>
         <w:spacing w:before="0" w:after="120"/>
       </w:pPr>
       <w:r>

--- a/a7/packages/A7 Unit 5 - Multi-Step Proportional Relationships/Assessment/Form B/A7 Unit 5 Multi-Step Proportional Relationships - Test Form B.docx
+++ b/a7/packages/A7 Unit 5 - Multi-Step Proportional Relationships/Assessment/Form B/A7 Unit 5 Multi-Step Proportional Relationships - Test Form B.docx
@@ -70,7 +70,7 @@
                 <w:color w:val="6B6B6B"/>
                 <w:sz w:val="19"/>
               </w:rPr>
-              <w:t>Form B  ·  24 points  ·  two class periods</w:t>
+              <w:t>Form B  ·  24 points  ·  one class period</w:t>
             </w:r>
           </w:p>
         </w:tc>
@@ -169,20 +169,6 @@
         <w:rPr>
           <w:sz w:val="4"/>
         </w:rPr>
-      </w:r>
-    </w:p>
-    <w:p>
-      <w:pPr>
-        <w:spacing w:before="40" w:after="160"/>
-      </w:pPr>
-      <w:r>
-        <w:rPr>
-          <w:b w:val="0"/>
-          <w:i/>
-          <w:color w:val="6B6B6B"/>
-          <w:sz w:val="19"/>
-        </w:rPr>
-        <w:t>This assessment runs over two class periods. Stop when the period ends; you will continue from where you stopped.</w:t>
       </w:r>
     </w:p>
     <w:p>

--- a/a7/packages/A7 Unit 5 - Multi-Step Proportional Relationships/Assessment/Form B/A7 Unit 5 Multi-Step Proportional Relationships - Test Form B.docx
+++ b/a7/packages/A7 Unit 5 - Multi-Step Proportional Relationships/Assessment/Form B/A7 Unit 5 Multi-Step Proportional Relationships - Test Form B.docx
@@ -70,7 +70,7 @@
                 <w:color w:val="6B6B6B"/>
                 <w:sz w:val="19"/>
               </w:rPr>
-              <w:t>Form B  ·  24 points  ·  one class period</w:t>
+              <w:t>Form B  ·  24 points</w:t>
             </w:r>
           </w:p>
         </w:tc>

--- a/a7/packages/A7 Unit 5 - Multi-Step Proportional Relationships/Assessment/Form B/A7 Unit 5 Multi-Step Proportional Relationships - Test Form B.docx
+++ b/a7/packages/A7 Unit 5 - Multi-Step Proportional Relationships/Assessment/Form B/A7 Unit 5 Multi-Step Proportional Relationships - Test Form B.docx
@@ -203,7 +203,7 @@
           <w:color w:val="1A1A1A"/>
           <w:sz w:val="24"/>
         </w:rPr>
-        <w:t>Part 1.  Scale Drawings and Scale Factors</w:t>
+        <w:t>Scale Drawings and Scale Factors</w:t>
       </w:r>
       <w:r>
         <w:tab/>
@@ -1354,7 +1354,7 @@
           <w:color w:val="1A1A1A"/>
           <w:sz w:val="24"/>
         </w:rPr>
-        <w:t>Part 2.  Converting Across Systems</w:t>
+        <w:t>Converting Across Systems</w:t>
       </w:r>
       <w:r>
         <w:tab/>
@@ -2518,7 +2518,7 @@
           <w:color w:val="1A1A1A"/>
           <w:sz w:val="24"/>
         </w:rPr>
-        <w:t>Part 3.  Multi-Step Proportion Problems</w:t>
+        <w:t>Multi-Step Proportion Problems</w:t>
       </w:r>
       <w:r>
         <w:tab/>

--- a/a7/packages/A7 Unit 5 - Multi-Step Proportional Relationships/Assessment/Form B/A7 Unit 5 Multi-Step Proportional Relationships - Test Form B.docx
+++ b/a7/packages/A7 Unit 5 - Multi-Step Proportional Relationships/Assessment/Form B/A7 Unit 5 Multi-Step Proportional Relationships - Test Form B.docx
@@ -287,7 +287,7 @@
                 <w:color w:val="1A1A1A"/>
                 <w:sz w:val="22"/>
               </w:rPr>
-              <w:t>A 6 cm side of a figure is 9 cm in its scale copy. Find the scale factor.</w:t>
+              <w:t>A 12 cm side of a figure is 18 cm in its scale copy. Find the scale factor.</w:t>
             </w:r>
             <w:r>
               <w:tab/>
